--- a/задание2.docx
+++ b/задание2.docx
@@ -10,12 +10,12 @@
         <w:rPr>
           <w:b/>
         </w:rPr>
-        <w:t>Практическая работа: сертификация и декларирование партии ноутбуков</w:t>
+        <w:t>Выбор схем подтверждения соответствия для партии ноутбуков</w:t>
       </w:r>
     </w:p>
     <w:p>
       <w:r>
-        <w:t>Задание: из Китая пришла партия из 100 ноутбуков. Нужно выбрать схему сертификации и схему декларирования, обосновать выбор и составить алгоритм действий. Ноутбук относится к низковольтному оборудованию и техническим средствам с требованиями по электромагнитной совместимости, поэтому применяются ТР ТС 004/2011, ТР ТС 020/2011 и ТР ЕАЭС 037/2016.</w:t>
+        <w:t>Ситуация: в организацию поступила партия ноутбуков из Китая в количестве 100 единиц. Мы выступаем поставщиком этой продукции, серийного производства у нас нет, доступа к заводу изготовителя тоже нет. Ноутбуки подпадают под технические регламенты ТР ТС 004/2011, ТР ТС 020/2011 и ТР ЕАЭС 037/2016.</w:t>
       </w:r>
     </w:p>
     <w:p>
@@ -23,7 +23,7 @@
         <w:rPr>
           <w:b/>
         </w:rPr>
-        <w:t>1. Сертификация по схеме 3с</w:t>
+        <w:t>1. Выбранная схема сертификации: 3с (для партии продукции)</w:t>
       </w:r>
     </w:p>
     <w:p>
@@ -36,7 +36,7 @@
         <w:pStyle w:val="ListBullet"/>
       </w:pPr>
       <w:r>
-        <w:t>По Положению о типовых схемах схема 3с применяется для партии продукции.</w:t>
+        <w:t>Продукция поставляется одной партией, а не выпускается серийно.</w:t>
       </w:r>
     </w:p>
     <w:p>
@@ -44,7 +44,7 @@
         <w:pStyle w:val="ListBullet"/>
       </w:pPr>
       <w:r>
-        <w:t>100 ноутбуков представляют собой разовую поставку, а не серийный выпуск.</w:t>
+        <w:t>Схема допускает заявителя в лице продавца (поставщика) иностранной продукции.</w:t>
       </w:r>
     </w:p>
     <w:p>
@@ -52,7 +52,7 @@
         <w:pStyle w:val="ListBullet"/>
       </w:pPr>
       <w:r>
-        <w:t>Изготовитель находится за пределами Таможенного союза, поэтому анализ производства провести нельзя.</w:t>
+        <w:t>Проверяются только образцы из партии, оценка производства не нужна.</w:t>
       </w:r>
     </w:p>
     <w:p>
@@ -60,7 +60,7 @@
         <w:pStyle w:val="ListBullet"/>
       </w:pPr>
       <w:r>
-        <w:t>Сертификат распространяется только на эту партию, контроль после выдачи не нужен.</w:t>
+        <w:t>Сертификат выдаётся на конкретную партию, инспекционный контроль не проводится.</w:t>
       </w:r>
     </w:p>
     <w:tbl>
@@ -70,14 +70,13 @@
         <w:tblLook w:firstColumn="1" w:firstRow="1" w:lastColumn="0" w:lastRow="0" w:noHBand="0" w:noVBand="1" w:val="04A0"/>
       </w:tblPr>
       <w:tblGrid>
-        <w:gridCol w:w="2880"/>
-        <w:gridCol w:w="2880"/>
-        <w:gridCol w:w="2880"/>
+        <w:gridCol w:w="4320"/>
+        <w:gridCol w:w="4320"/>
       </w:tblGrid>
       <w:tr>
         <w:tc>
           <w:tcPr>
-            <w:tcW w:type="dxa" w:w="2880"/>
+            <w:tcW w:type="dxa" w:w="4320"/>
           </w:tcPr>
           <w:p>
             <w:r/>
@@ -91,7 +90,7 @@
         </w:tc>
         <w:tc>
           <w:tcPr>
-            <w:tcW w:type="dxa" w:w="2880"/>
+            <w:tcW w:type="dxa" w:w="4320"/>
           </w:tcPr>
           <w:p>
             <w:r/>
@@ -99,21 +98,7 @@
               <w:rPr>
                 <w:b/>
               </w:rPr>
-              <w:t>Применение по Положению</w:t>
-            </w:r>
-          </w:p>
-        </w:tc>
-        <w:tc>
-          <w:tcPr>
-            <w:tcW w:type="dxa" w:w="2880"/>
-          </w:tcPr>
-          <w:p>
-            <w:r/>
-            <w:r>
-              <w:rPr>
-                <w:b/>
-              </w:rPr>
-              <w:t>Подходит ли</w:t>
+              <w:t>Причина отказа</w:t>
             </w:r>
           </w:p>
         </w:tc>
@@ -121,7 +106,7 @@
       <w:tr>
         <w:tc>
           <w:tcPr>
-            <w:tcW w:type="dxa" w:w="2880"/>
+            <w:tcW w:type="dxa" w:w="4320"/>
           </w:tcPr>
           <w:p>
             <w:r>
@@ -131,21 +116,11 @@
         </w:tc>
         <w:tc>
           <w:tcPr>
-            <w:tcW w:type="dxa" w:w="2880"/>
+            <w:tcW w:type="dxa" w:w="4320"/>
           </w:tcPr>
           <w:p>
             <w:r>
-              <w:t>Серийная продукция</w:t>
-            </w:r>
-          </w:p>
-        </w:tc>
-        <w:tc>
-          <w:tcPr>
-            <w:tcW w:type="dxa" w:w="2880"/>
-          </w:tcPr>
-          <w:p>
-            <w:r>
-              <w:t>Нет</w:t>
+              <w:t>Нужен анализ состояния производства изготовителя</w:t>
             </w:r>
           </w:p>
         </w:tc>
@@ -153,31 +128,21 @@
       <w:tr>
         <w:tc>
           <w:tcPr>
-            <w:tcW w:type="dxa" w:w="2880"/>
+            <w:tcW w:type="dxa" w:w="4320"/>
           </w:tcPr>
           <w:p>
             <w:r>
-              <w:t>3с</w:t>
+              <w:t>2с</w:t>
             </w:r>
           </w:p>
         </w:tc>
         <w:tc>
           <w:tcPr>
-            <w:tcW w:type="dxa" w:w="2880"/>
+            <w:tcW w:type="dxa" w:w="4320"/>
           </w:tcPr>
           <w:p>
             <w:r>
-              <w:t>Партия продукции</w:t>
-            </w:r>
-          </w:p>
-        </w:tc>
-        <w:tc>
-          <w:tcPr>
-            <w:tcW w:type="dxa" w:w="2880"/>
-          </w:tcPr>
-          <w:p>
-            <w:r>
-              <w:t>Да</w:t>
+              <w:t>Нужен сертификат на систему менеджмента изготовителя</w:t>
             </w:r>
           </w:p>
         </w:tc>
@@ -185,7 +150,7 @@
       <w:tr>
         <w:tc>
           <w:tcPr>
-            <w:tcW w:type="dxa" w:w="2880"/>
+            <w:tcW w:type="dxa" w:w="4320"/>
           </w:tcPr>
           <w:p>
             <w:r>
@@ -195,21 +160,11 @@
         </w:tc>
         <w:tc>
           <w:tcPr>
-            <w:tcW w:type="dxa" w:w="2880"/>
+            <w:tcW w:type="dxa" w:w="4320"/>
           </w:tcPr>
           <w:p>
             <w:r>
-              <w:t>Единичное изделие</w:t>
-            </w:r>
-          </w:p>
-        </w:tc>
-        <w:tc>
-          <w:tcPr>
-            <w:tcW w:type="dxa" w:w="2880"/>
-          </w:tcPr>
-          <w:p>
-            <w:r>
-              <w:t>Нет</w:t>
+              <w:t>Рассчитана на единичное изделие</w:t>
             </w:r>
           </w:p>
         </w:tc>
@@ -217,31 +172,21 @@
       <w:tr>
         <w:tc>
           <w:tcPr>
-            <w:tcW w:type="dxa" w:w="2880"/>
+            <w:tcW w:type="dxa" w:w="4320"/>
           </w:tcPr>
           <w:p>
             <w:r>
-              <w:t>7с</w:t>
+              <w:t>5с - 8с</w:t>
             </w:r>
           </w:p>
         </w:tc>
         <w:tc>
           <w:tcPr>
-            <w:tcW w:type="dxa" w:w="2880"/>
+            <w:tcW w:type="dxa" w:w="4320"/>
           </w:tcPr>
           <w:p>
             <w:r>
-              <w:t>Сложная продукция для серийного производства</w:t>
-            </w:r>
-          </w:p>
-        </w:tc>
-        <w:tc>
-          <w:tcPr>
-            <w:tcW w:type="dxa" w:w="2880"/>
-          </w:tcPr>
-          <w:p>
-            <w:r>
-              <w:t>Нет</w:t>
+              <w:t>Исследование проекта или типа для серийной и сложной продукции</w:t>
             </w:r>
           </w:p>
         </w:tc>
@@ -249,7 +194,7 @@
       <w:tr>
         <w:tc>
           <w:tcPr>
-            <w:tcW w:type="dxa" w:w="2880"/>
+            <w:tcW w:type="dxa" w:w="4320"/>
           </w:tcPr>
           <w:p>
             <w:r>
@@ -259,21 +204,11 @@
         </w:tc>
         <w:tc>
           <w:tcPr>
-            <w:tcW w:type="dxa" w:w="2880"/>
+            <w:tcW w:type="dxa" w:w="4320"/>
           </w:tcPr>
           <w:p>
             <w:r>
-              <w:t>Ограниченная партия иностранного изготовителя по документам</w:t>
-            </w:r>
-          </w:p>
-        </w:tc>
-        <w:tc>
-          <w:tcPr>
-            <w:tcW w:type="dxa" w:w="2880"/>
-          </w:tcPr>
-          <w:p>
-            <w:r>
-              <w:t>Нет, у поставщика нет полного пакета документов</w:t>
+              <w:t>Опирается только на документы изготовителя без испытаний</w:t>
             </w:r>
           </w:p>
         </w:tc>
@@ -285,7 +220,7 @@
         <w:rPr>
           <w:b/>
         </w:rPr>
-        <w:t>2. Декларирование по схеме 4д</w:t>
+        <w:t>2. Выбранная схема декларирования: 2д (для партии продукции)</w:t>
       </w:r>
     </w:p>
     <w:p>
@@ -298,7 +233,7 @@
         <w:pStyle w:val="ListBullet"/>
       </w:pPr>
       <w:r>
-        <w:t>Схема 4д применяется для партии продукции (единичного изделия).</w:t>
+        <w:t>Схема 2д предназначена для партии продукции или единичного изделия.</w:t>
       </w:r>
     </w:p>
     <w:p>
@@ -306,7 +241,7 @@
         <w:pStyle w:val="ListBullet"/>
       </w:pPr>
       <w:r>
-        <w:t>Доказательства получены с участием аккредитованной испытательной лаборатории.</w:t>
+        <w:t>Декларация принимается на основании собственных доказательств заявителя.</w:t>
       </w:r>
     </w:p>
     <w:p>
@@ -314,7 +249,15 @@
         <w:pStyle w:val="ListBullet"/>
       </w:pPr>
       <w:r>
-        <w:t>Результатам аккредитованной лаборатории доверяют таможня и надзорные органы.</w:t>
+        <w:t>Испытания проводятся в лаборатории по выбору заявителя, что сокращает сроки и стоимость.</w:t>
+      </w:r>
+    </w:p>
+    <w:p>
+      <w:pPr>
+        <w:pStyle w:val="ListBullet"/>
+      </w:pPr>
+      <w:r>
+        <w:t>Не требуется производственный контроль, которого поставщик обеспечить не может.</w:t>
       </w:r>
     </w:p>
     <w:tbl>
@@ -324,14 +267,13 @@
         <w:tblLook w:firstColumn="1" w:firstRow="1" w:lastColumn="0" w:lastRow="0" w:noHBand="0" w:noVBand="1" w:val="04A0"/>
       </w:tblPr>
       <w:tblGrid>
-        <w:gridCol w:w="2880"/>
-        <w:gridCol w:w="2880"/>
-        <w:gridCol w:w="2880"/>
+        <w:gridCol w:w="4320"/>
+        <w:gridCol w:w="4320"/>
       </w:tblGrid>
       <w:tr>
         <w:tc>
           <w:tcPr>
-            <w:tcW w:type="dxa" w:w="2880"/>
+            <w:tcW w:type="dxa" w:w="4320"/>
           </w:tcPr>
           <w:p>
             <w:r/>
@@ -345,7 +287,7 @@
         </w:tc>
         <w:tc>
           <w:tcPr>
-            <w:tcW w:type="dxa" w:w="2880"/>
+            <w:tcW w:type="dxa" w:w="4320"/>
           </w:tcPr>
           <w:p>
             <w:r/>
@@ -353,21 +295,7 @@
               <w:rPr>
                 <w:b/>
               </w:rPr>
-              <w:t>Применение по Положению</w:t>
-            </w:r>
-          </w:p>
-        </w:tc>
-        <w:tc>
-          <w:tcPr>
-            <w:tcW w:type="dxa" w:w="2880"/>
-          </w:tcPr>
-          <w:p>
-            <w:r/>
-            <w:r>
-              <w:rPr>
-                <w:b/>
-              </w:rPr>
-              <w:t>Подходит ли</w:t>
+              <w:t>Причина отказа</w:t>
             </w:r>
           </w:p>
         </w:tc>
@@ -375,7 +303,7 @@
       <w:tr>
         <w:tc>
           <w:tcPr>
-            <w:tcW w:type="dxa" w:w="2880"/>
+            <w:tcW w:type="dxa" w:w="4320"/>
           </w:tcPr>
           <w:p>
             <w:r>
@@ -385,21 +313,11 @@
         </w:tc>
         <w:tc>
           <w:tcPr>
-            <w:tcW w:type="dxa" w:w="2880"/>
+            <w:tcW w:type="dxa" w:w="4320"/>
           </w:tcPr>
           <w:p>
             <w:r>
-              <w:t>Серийная продукция, собственные доказательства</w:t>
-            </w:r>
-          </w:p>
-        </w:tc>
-        <w:tc>
-          <w:tcPr>
-            <w:tcW w:type="dxa" w:w="2880"/>
-          </w:tcPr>
-          <w:p>
-            <w:r>
-              <w:t>Нет</w:t>
+              <w:t>Для серийной продукции, нужен производственный контроль</w:t>
             </w:r>
           </w:p>
         </w:tc>
@@ -407,39 +325,7 @@
       <w:tr>
         <w:tc>
           <w:tcPr>
-            <w:tcW w:type="dxa" w:w="2880"/>
-          </w:tcPr>
-          <w:p>
-            <w:r>
-              <w:t>2д</w:t>
-            </w:r>
-          </w:p>
-        </w:tc>
-        <w:tc>
-          <w:tcPr>
-            <w:tcW w:type="dxa" w:w="2880"/>
-          </w:tcPr>
-          <w:p>
-            <w:r>
-              <w:t>Партия, собственные доказательства</w:t>
-            </w:r>
-          </w:p>
-        </w:tc>
-        <w:tc>
-          <w:tcPr>
-            <w:tcW w:type="dxa" w:w="2880"/>
-          </w:tcPr>
-          <w:p>
-            <w:r>
-              <w:t>Частично, доказательства слабее</w:t>
-            </w:r>
-          </w:p>
-        </w:tc>
-      </w:tr>
-      <w:tr>
-        <w:tc>
-          <w:tcPr>
-            <w:tcW w:type="dxa" w:w="2880"/>
+            <w:tcW w:type="dxa" w:w="4320"/>
           </w:tcPr>
           <w:p>
             <w:r>
@@ -449,21 +335,11 @@
         </w:tc>
         <w:tc>
           <w:tcPr>
-            <w:tcW w:type="dxa" w:w="2880"/>
+            <w:tcW w:type="dxa" w:w="4320"/>
           </w:tcPr>
           <w:p>
             <w:r>
-              <w:t>Серийная продукция, аккредитованная лаборатория</w:t>
-            </w:r>
-          </w:p>
-        </w:tc>
-        <w:tc>
-          <w:tcPr>
-            <w:tcW w:type="dxa" w:w="2880"/>
-          </w:tcPr>
-          <w:p>
-            <w:r>
-              <w:t>Нет</w:t>
+              <w:t>Для серийной продукции с испытаниями в аккредитованной лаборатории</w:t>
             </w:r>
           </w:p>
         </w:tc>
@@ -471,7 +347,7 @@
       <w:tr>
         <w:tc>
           <w:tcPr>
-            <w:tcW w:type="dxa" w:w="2880"/>
+            <w:tcW w:type="dxa" w:w="4320"/>
           </w:tcPr>
           <w:p>
             <w:r>
@@ -481,21 +357,11 @@
         </w:tc>
         <w:tc>
           <w:tcPr>
-            <w:tcW w:type="dxa" w:w="2880"/>
+            <w:tcW w:type="dxa" w:w="4320"/>
           </w:tcPr>
           <w:p>
             <w:r>
-              <w:t>Партия, аккредитованная лаборатория</w:t>
-            </w:r>
-          </w:p>
-        </w:tc>
-        <w:tc>
-          <w:tcPr>
-            <w:tcW w:type="dxa" w:w="2880"/>
-          </w:tcPr>
-          <w:p>
-            <w:r>
-              <w:t>Да</w:t>
+              <w:t>Тоже для партии, но дороже из-за обязательной аккредитованной лаборатории</w:t>
             </w:r>
           </w:p>
         </w:tc>
@@ -503,7 +369,29 @@
       <w:tr>
         <w:tc>
           <w:tcPr>
-            <w:tcW w:type="dxa" w:w="2880"/>
+            <w:tcW w:type="dxa" w:w="4320"/>
+          </w:tcPr>
+          <w:p>
+            <w:r>
+              <w:t>5д</w:t>
+            </w:r>
+          </w:p>
+        </w:tc>
+        <w:tc>
+          <w:tcPr>
+            <w:tcW w:type="dxa" w:w="4320"/>
+          </w:tcPr>
+          <w:p>
+            <w:r>
+              <w:t>Нужно исследование типа</w:t>
+            </w:r>
+          </w:p>
+        </w:tc>
+      </w:tr>
+      <w:tr>
+        <w:tc>
+          <w:tcPr>
+            <w:tcW w:type="dxa" w:w="4320"/>
           </w:tcPr>
           <w:p>
             <w:r>
@@ -513,21 +401,11 @@
         </w:tc>
         <w:tc>
           <w:tcPr>
-            <w:tcW w:type="dxa" w:w="2880"/>
+            <w:tcW w:type="dxa" w:w="4320"/>
           </w:tcPr>
           <w:p>
             <w:r>
-              <w:t>Серийная продукция при наличии СМК</w:t>
-            </w:r>
-          </w:p>
-        </w:tc>
-        <w:tc>
-          <w:tcPr>
-            <w:tcW w:type="dxa" w:w="2880"/>
-          </w:tcPr>
-          <w:p>
-            <w:r>
-              <w:t>Нет</w:t>
+              <w:t>Нужна сертифицированная система менеджмента</w:t>
             </w:r>
           </w:p>
         </w:tc>
@@ -599,7 +477,7 @@
           </w:tcPr>
           <w:p>
             <w:r>
-              <w:t>Идентифицировать продукцию: наименование, модель, код ТН ВЭД 8471 30 000 0.</w:t>
+              <w:t>Изучить, какие технические регламенты распространяются на ноутбуки.</w:t>
             </w:r>
           </w:p>
         </w:tc>
@@ -621,7 +499,7 @@
           </w:tcPr>
           <w:p>
             <w:r>
-              <w:t>Определить технические регламенты, требованиям которых должны соответствовать ноутбуки.</w:t>
+              <w:t>Запросить у китайского поставщика техническую документацию и перевести её на русский язык.</w:t>
             </w:r>
           </w:p>
         </w:tc>
@@ -643,7 +521,7 @@
           </w:tcPr>
           <w:p>
             <w:r>
-              <w:t>Подготовить заявку и техническую документацию (контракт, инвойс, паспорт изделия, инструкция).</w:t>
+              <w:t>Выбрать аккредитованный орган по сертификации.</w:t>
             </w:r>
           </w:p>
         </w:tc>
@@ -665,7 +543,7 @@
           </w:tcPr>
           <w:p>
             <w:r>
-              <w:t>Направить заявку в орган по сертификации продукции.</w:t>
+              <w:t>Подать заявку на сертификацию партии по схеме 3с.</w:t>
             </w:r>
           </w:p>
         </w:tc>
@@ -687,7 +565,7 @@
           </w:tcPr>
           <w:p>
             <w:r>
-              <w:t>Получить решение о проведении сертификации.</w:t>
+              <w:t>Дождаться решения органа по заявке.</w:t>
             </w:r>
           </w:p>
         </w:tc>
@@ -709,7 +587,7 @@
           </w:tcPr>
           <w:p>
             <w:r>
-              <w:t>Обеспечить отбор образцов из партии.</w:t>
+              <w:t>Организовать отбор образцов из партии представителем органа.</w:t>
             </w:r>
           </w:p>
         </w:tc>
@@ -731,7 +609,7 @@
           </w:tcPr>
           <w:p>
             <w:r>
-              <w:t>Передать образцы в испытательную лабораторию и получить протоколы.</w:t>
+              <w:t>Провести испытания образцов в испытательной лаборатории.</w:t>
             </w:r>
           </w:p>
         </w:tc>
@@ -753,7 +631,7 @@
           </w:tcPr>
           <w:p>
             <w:r>
-              <w:t>Получить сертификат соответствия на партию из 100 ноутбуков.</w:t>
+              <w:t>Получить сертификат соответствия на партию.</w:t>
             </w:r>
           </w:p>
         </w:tc>
@@ -775,7 +653,7 @@
           </w:tcPr>
           <w:p>
             <w:r>
-              <w:t>Нанести знак ЕАС и пройти таможенное оформление.</w:t>
+              <w:t>Промаркировать продукцию знаком ЕАС.</w:t>
             </w:r>
           </w:p>
         </w:tc>
@@ -797,7 +675,7 @@
           </w:tcPr>
           <w:p>
             <w:r>
-              <w:t>Хранить комплект документов не менее 10 лет.</w:t>
+              <w:t>Оформить партию на таможне и хранить документы 10 лет.</w:t>
             </w:r>
           </w:p>
         </w:tc>
@@ -869,7 +747,7 @@
           </w:tcPr>
           <w:p>
             <w:r>
-              <w:t>Идентифицировать продукцию и определить технические регламенты.</w:t>
+              <w:t>Изучить применимые технические регламенты.</w:t>
             </w:r>
           </w:p>
         </w:tc>
@@ -891,7 +769,7 @@
           </w:tcPr>
           <w:p>
             <w:r>
-              <w:t>Сформировать техническую документацию на партию.</w:t>
+              <w:t>Сформировать пакет технической документации на партию.</w:t>
             </w:r>
           </w:p>
         </w:tc>
@@ -913,7 +791,7 @@
           </w:tcPr>
           <w:p>
             <w:r>
-              <w:t>Заключить договор с аккредитованной испытательной лабораторией.</w:t>
+              <w:t>Выбрать испытательную лабораторию и передать ей образцы.</w:t>
             </w:r>
           </w:p>
         </w:tc>
@@ -935,7 +813,7 @@
           </w:tcPr>
           <w:p>
             <w:r>
-              <w:t>Передать образцы на испытания и получить протоколы.</w:t>
+              <w:t>Получить протоколы испытаний образцов партии.</w:t>
             </w:r>
           </w:p>
         </w:tc>
@@ -957,7 +835,7 @@
           </w:tcPr>
           <w:p>
             <w:r>
-              <w:t>Принять декларацию о соответствии.</w:t>
+              <w:t>Составить, принять и зарегистрировать декларацию о соответствии.</w:t>
             </w:r>
           </w:p>
         </w:tc>
@@ -979,7 +857,7 @@
           </w:tcPr>
           <w:p>
             <w:r>
-              <w:t>Зарегистрировать декларацию в едином реестре.</w:t>
+              <w:t>Промаркировать ноутбуки знаком ЕАС.</w:t>
             </w:r>
           </w:p>
         </w:tc>
@@ -1001,29 +879,7 @@
           </w:tcPr>
           <w:p>
             <w:r>
-              <w:t>Нанести знак ЕАС на продукцию.</w:t>
-            </w:r>
-          </w:p>
-        </w:tc>
-      </w:tr>
-      <w:tr>
-        <w:tc>
-          <w:tcPr>
-            <w:tcW w:type="dxa" w:w="4320"/>
-          </w:tcPr>
-          <w:p>
-            <w:r>
-              <w:t>8</w:t>
-            </w:r>
-          </w:p>
-        </w:tc>
-        <w:tc>
-          <w:tcPr>
-            <w:tcW w:type="dxa" w:w="4320"/>
-          </w:tcPr>
-          <w:p>
-            <w:r>
-              <w:t>Выпустить партию в обращение и хранить документы не менее 10 лет.</w:t>
+              <w:t>Выпустить партию в обращение и хранить документы 10 лет.</w:t>
             </w:r>
           </w:p>
         </w:tc>
@@ -1032,7 +888,7 @@
     <w:p/>
     <w:p>
       <w:r>
-        <w:t>Вывод: для партии из 100 ноутбуков из Китая выбраны схема сертификации 3с и схема декларирования 4д. Выбор обусловлен тем, что продукция ввезена одной партией, производство изготовителя недоступно для проверки, а надёжность подтверждается испытаниями в аккредитованной лаборатории.</w:t>
+        <w:t>Итог: для ввезённой партии из 100 ноутбуков выбраны схема сертификации 3с и схема декларирования 2д. Обе схемы рассчитаны на партию продукции и подходят поставщику, который не имеет доступа к производству изготовителя.</w:t>
       </w:r>
     </w:p>
     <w:sectPr>
